--- a/dist/exports/dual-nature-of-radiation_revision_notes.docx
+++ b/dist/exports/dual-nature-of-radiation_revision_notes.docx
@@ -189,7 +189,7 @@
                 <w:color w:val="2D3748"/>
                 <w:sz w:val="19"/>
               </w:rPr>
-              <w:t>Dual Nature Of Radiation - Core Application</w:t>
+              <w:t>Photoelectric Effect &amp; Einstein's Equation</w:t>
             </w:r>
           </w:p>
         </w:tc>
@@ -209,7 +209,7 @@
               <w:rPr>
                 <w:sz w:val="19"/>
               </w:rPr>
-              <w:t>207 PYQs</w:t>
+              <w:t>129 PYQs</w:t>
             </w:r>
           </w:p>
         </w:tc>
@@ -230,7 +230,94 @@
                 <w:color w:val="718096"/>
                 <w:sz w:val="19"/>
               </w:rPr>
-              <w:t>General Concept</w:t>
+              <w:t>Photoelectric</w:t>
+            </w:r>
+          </w:p>
+        </w:tc>
+      </w:tr>
+      <w:tr>
+        <w:tc>
+          <w:tcPr>
+            <w:tcW w:type="dxa" w:w="2160"/>
+            <w:shd w:fill="FFFFFF"/>
+            <w:tcMar>
+              <w:top w:w="80" w:type="dxa"/>
+              <w:bottom w:w="80" w:type="dxa"/>
+              <w:left w:w="150" w:type="dxa"/>
+              <w:right w:w="150" w:type="dxa"/>
+            </w:tcMar>
+          </w:tcPr>
+          <w:p>
+            <w:r>
+              <w:rPr>
+                <w:b/>
+                <w:color w:val="C53030"/>
+                <w:sz w:val="19"/>
+              </w:rPr>
+              <w:t>Very High</w:t>
+            </w:r>
+          </w:p>
+        </w:tc>
+        <w:tc>
+          <w:tcPr>
+            <w:tcW w:type="dxa" w:w="4320"/>
+            <w:shd w:fill="FFFFFF"/>
+            <w:tcMar>
+              <w:top w:w="80" w:type="dxa"/>
+              <w:bottom w:w="80" w:type="dxa"/>
+              <w:left w:w="150" w:type="dxa"/>
+              <w:right w:w="150" w:type="dxa"/>
+            </w:tcMar>
+          </w:tcPr>
+          <w:p>
+            <w:r>
+              <w:rPr>
+                <w:b/>
+                <w:color w:val="2D3748"/>
+                <w:sz w:val="19"/>
+              </w:rPr>
+              <w:t>De Broglie Hypothesis &amp; Matter Waves</w:t>
+            </w:r>
+          </w:p>
+        </w:tc>
+        <w:tc>
+          <w:tcPr>
+            <w:tcW w:type="dxa" w:w="1728"/>
+            <w:shd w:fill="FFFFFF"/>
+            <w:tcMar>
+              <w:top w:w="80" w:type="dxa"/>
+              <w:bottom w:w="80" w:type="dxa"/>
+              <w:left w:w="150" w:type="dxa"/>
+              <w:right w:w="150" w:type="dxa"/>
+            </w:tcMar>
+          </w:tcPr>
+          <w:p>
+            <w:r>
+              <w:rPr>
+                <w:sz w:val="19"/>
+              </w:rPr>
+              <w:t>78 PYQs</w:t>
+            </w:r>
+          </w:p>
+        </w:tc>
+        <w:tc>
+          <w:tcPr>
+            <w:tcW w:type="dxa" w:w="1872"/>
+            <w:shd w:fill="FFFFFF"/>
+            <w:tcMar>
+              <w:top w:w="80" w:type="dxa"/>
+              <w:bottom w:w="80" w:type="dxa"/>
+              <w:left w:w="150" w:type="dxa"/>
+              <w:right w:w="150" w:type="dxa"/>
+            </w:tcMar>
+          </w:tcPr>
+          <w:p>
+            <w:r>
+              <w:rPr>
+                <w:color w:val="718096"/>
+                <w:sz w:val="19"/>
+              </w:rPr>
+              <w:t>Matter Waves</w:t>
             </w:r>
           </w:p>
         </w:tc>
@@ -311,6 +398,98 @@
           </w:p>
         </w:tc>
       </w:tr>
+      <w:tr>
+        <w:tc>
+          <w:tcPr>
+            <w:tcW w:type="dxa" w:w="3600"/>
+            <w:shd w:fill="F7FAFC"/>
+            <w:tcMar>
+              <w:top w:w="100" w:type="dxa"/>
+              <w:bottom w:w="100" w:type="dxa"/>
+              <w:left w:w="150" w:type="dxa"/>
+              <w:right w:w="150" w:type="dxa"/>
+            </w:tcMar>
+          </w:tcPr>
+          <w:p>
+            <w:r>
+              <w:rPr>
+                <w:b/>
+                <w:color w:val="1A365D"/>
+                <w:sz w:val="19"/>
+              </w:rPr>
+              <w:t>Photoelectric Effect &amp; Einstein's Equation</w:t>
+            </w:r>
+          </w:p>
+        </w:tc>
+        <w:tc>
+          <w:tcPr>
+            <w:tcW w:type="dxa" w:w="6480"/>
+            <w:shd w:fill="F7FAFC"/>
+            <w:tcMar>
+              <w:top w:w="100" w:type="dxa"/>
+              <w:bottom w:w="100" w:type="dxa"/>
+              <w:left w:w="150" w:type="dxa"/>
+              <w:right w:w="150" w:type="dxa"/>
+            </w:tcMar>
+          </w:tcPr>
+          <w:p>
+            <w:r>
+              <w:rPr>
+                <w:rFonts w:ascii="Cambria Math" w:hAnsi="Cambria Math"/>
+                <w:color w:val="2D3748"/>
+                <w:sz w:val="19"/>
+              </w:rPr>
+              <w:t>E = h\nu = \phi_0 + K_{\text{max}}, \quad K_{\text{max}} = e V_s = h(\nu - \nu_0) = hc\left(\frac{1}{\lambda} - \frac{1}{\lambda_0}\right)</w:t>
+            </w:r>
+          </w:p>
+        </w:tc>
+      </w:tr>
+      <w:tr>
+        <w:tc>
+          <w:tcPr>
+            <w:tcW w:type="dxa" w:w="3600"/>
+            <w:shd w:fill="FFFFFF"/>
+            <w:tcMar>
+              <w:top w:w="100" w:type="dxa"/>
+              <w:bottom w:w="100" w:type="dxa"/>
+              <w:left w:w="150" w:type="dxa"/>
+              <w:right w:w="150" w:type="dxa"/>
+            </w:tcMar>
+          </w:tcPr>
+          <w:p>
+            <w:r>
+              <w:rPr>
+                <w:b/>
+                <w:color w:val="1A365D"/>
+                <w:sz w:val="19"/>
+              </w:rPr>
+              <w:t>De Broglie Hypothesis &amp; Matter Waves</w:t>
+            </w:r>
+          </w:p>
+        </w:tc>
+        <w:tc>
+          <w:tcPr>
+            <w:tcW w:type="dxa" w:w="6480"/>
+            <w:shd w:fill="FFFFFF"/>
+            <w:tcMar>
+              <w:top w:w="100" w:type="dxa"/>
+              <w:bottom w:w="100" w:type="dxa"/>
+              <w:left w:w="150" w:type="dxa"/>
+              <w:right w:w="150" w:type="dxa"/>
+            </w:tcMar>
+          </w:tcPr>
+          <w:p>
+            <w:r>
+              <w:rPr>
+                <w:rFonts w:ascii="Cambria Math" w:hAnsi="Cambria Math"/>
+                <w:color w:val="2D3748"/>
+                <w:sz w:val="19"/>
+              </w:rPr>
+              <w:t>\lambda = \frac{h}{p} = \frac{h}{\sqrt{2mE}} = \frac{h}{\sqrt{2mqV}}, \quad \lambda_{\text{electron}} \approx \frac{1.227}{\sqrt{V}}\text{ nm} = \frac{12.27}{\sqrt{V}}\text{ \AA}</w:t>
+            </w:r>
+          </w:p>
+        </w:tc>
+      </w:tr>
     </w:tbl>
     <w:p>
       <w:pPr>
@@ -338,7 +517,7 @@
           <w:color w:val="2B6CB0"/>
           <w:sz w:val="24"/>
         </w:rPr>
-        <w:t>3.1 Dual Nature Of Radiation - Core Application (Very High Yield — 207 PYQs)</w:t>
+        <w:t>3.1 Photoelectric Effect &amp; Einstein's Equation (Very High Yield — 129 PYQs)</w:t>
       </w:r>
     </w:p>
     <w:p>
@@ -353,7 +532,7 @@
         <w:rPr>
           <w:sz w:val="20"/>
         </w:rPr>
-        <w:t>Key problem pattern in Dual Nature Of Radiation.</w:t>
+        <w:t>Quantum nature of light, work function ϕ_0, threshold frequency ν_0, and stopping potential V_s dependence on frequency.</w:t>
       </w:r>
     </w:p>
     <w:tbl>
@@ -391,7 +570,7 @@
                 <w:color w:val="2D3748"/>
                 <w:sz w:val="19"/>
               </w:rPr>
-              <w:t>Watch for algebraic and sign errors.</w:t>
+              <w:t>Stopping potential depends solely on FREQUENCY and work function; it is completely independent of intensity of incident light!</w:t>
             </w:r>
           </w:p>
         </w:tc>
@@ -432,7 +611,215 @@
                 <w:color w:val="2D3748"/>
                 <w:sz w:val="19"/>
               </w:rPr>
-              <w:t>Verify dimensions and boundary conditions.</w:t>
+              <w:t>Slope of stopping potential vs frequency curve is always universal: Slope = h/e.</w:t>
+            </w:r>
+          </w:p>
+        </w:tc>
+      </w:tr>
+    </w:tbl>
+    <w:p>
+      <w:pPr>
+        <w:spacing w:before="120" w:after="40"/>
+      </w:pPr>
+      <w:r>
+        <w:rPr>
+          <w:b/>
+          <w:color w:val="1A365D"/>
+          <w:sz w:val="19"/>
+        </w:rPr>
+        <w:t>Source PYQs testing this concept:</w:t>
+      </w:r>
+    </w:p>
+    <w:p>
+      <w:pPr>
+        <w:pStyle w:val="ListBullet"/>
+        <w:spacing w:after="40"/>
+      </w:pPr>
+      <w:r>
+        <w:rPr>
+          <w:b/>
+          <w:sz w:val="18"/>
+        </w:rPr>
+        <w:t xml:space="preserve">[2026 Morning Shift] Q#1 (MCQ): </w:t>
+      </w:r>
+      <w:r>
+        <w:rPr>
+          <w:sz w:val="18"/>
+        </w:rPr>
+        <w:t xml:space="preserve">"Light source having wavelength 331 nm is used to generate photo-electrons whose stopping potential is 0.2 V . The work function of the used ..."  </w:t>
+      </w:r>
+      <w:r>
+        <w:rPr>
+          <w:b/>
+          <w:color w:val="2B6CB0"/>
+          <w:sz w:val="18"/>
+        </w:rPr>
+        <w:t>[Ans: C]</w:t>
+      </w:r>
+    </w:p>
+    <w:p>
+      <w:pPr>
+        <w:pStyle w:val="ListBullet"/>
+        <w:spacing w:after="40"/>
+      </w:pPr>
+      <w:r>
+        <w:rPr>
+          <w:b/>
+          <w:sz w:val="18"/>
+        </w:rPr>
+        <w:t xml:space="preserve">[2026 Morning Shift] Q#1 (MCQ): </w:t>
+      </w:r>
+      <w:r>
+        <w:rPr>
+          <w:sz w:val="18"/>
+        </w:rPr>
+        <w:t xml:space="preserve">"A light wave described by E=60[sin(3 × 10^15)t+sin(12 × 10^15)t] (in SI units) falls on a metal surface of work function 2.8..."  </w:t>
+      </w:r>
+      <w:r>
+        <w:rPr>
+          <w:b/>
+          <w:color w:val="2B6CB0"/>
+          <w:sz w:val="18"/>
+        </w:rPr>
+        <w:t>[Ans: D]</w:t>
+      </w:r>
+    </w:p>
+    <w:p>
+      <w:pPr>
+        <w:pStyle w:val="ListBullet"/>
+        <w:spacing w:after="40"/>
+      </w:pPr>
+      <w:r>
+        <w:rPr>
+          <w:b/>
+          <w:sz w:val="18"/>
+        </w:rPr>
+        <w:t xml:space="preserve">[2026 Evening Shift] Q#2 (MCQ): </w:t>
+      </w:r>
+      <w:r>
+        <w:rPr>
+          <w:sz w:val="18"/>
+        </w:rPr>
+        <w:t xml:space="preserve">"K_(1) and K_(2) be the maximum kinetic energies of photoelectrons emitted from a surface of a given material for the light of wavelength..."  </w:t>
+      </w:r>
+      <w:r>
+        <w:rPr>
+          <w:b/>
+          <w:color w:val="2B6CB0"/>
+          <w:sz w:val="18"/>
+        </w:rPr>
+        <w:t>[Ans: D]</w:t>
+      </w:r>
+    </w:p>
+    <w:p>
+      <w:pPr>
+        <w:spacing w:after="120"/>
+      </w:pPr>
+    </w:p>
+    <w:p>
+      <w:pPr>
+        <w:pStyle w:val="Heading2"/>
+      </w:pPr>
+      <w:r>
+        <w:rPr>
+          <w:color w:val="2B6CB0"/>
+          <w:sz w:val="24"/>
+        </w:rPr>
+        <w:t>3.2 De Broglie Hypothesis &amp; Matter Waves (Very High Yield — 78 PYQs)</w:t>
+      </w:r>
+    </w:p>
+    <w:p>
+      <w:r>
+        <w:rPr>
+          <w:b/>
+          <w:sz w:val="20"/>
+        </w:rPr>
+        <w:t xml:space="preserve">Core Principle: </w:t>
+      </w:r>
+      <w:r>
+        <w:rPr>
+          <w:sz w:val="20"/>
+        </w:rPr>
+        <w:t>Dual wave-particle nature of moving particles, de Broglie wavelength under electrostatic acceleration V, and thermal gas particles.</w:t>
+      </w:r>
+    </w:p>
+    <w:tbl>
+      <w:tblPr>
+        <w:tblW w:type="auto" w:w="0"/>
+        <w:jc w:val="center"/>
+        <w:tblLook w:firstColumn="1" w:firstRow="1" w:lastColumn="0" w:lastRow="0" w:noHBand="0" w:noVBand="1" w:val="04A0"/>
+      </w:tblPr>
+      <w:tblGrid>
+        <w:gridCol w:w="10080"/>
+      </w:tblGrid>
+      <w:tr>
+        <w:tc>
+          <w:tcPr>
+            <w:tcW w:type="dxa" w:w="10080"/>
+            <w:shd w:fill="FFF5F5"/>
+            <w:tcMar>
+              <w:top w:w="100" w:type="dxa"/>
+              <w:bottom w:w="100" w:type="dxa"/>
+              <w:left w:w="150" w:type="dxa"/>
+              <w:right w:w="150" w:type="dxa"/>
+            </w:tcMar>
+          </w:tcPr>
+          <w:p>
+            <w:r>
+              <w:rPr>
+                <w:b/>
+                <w:color w:val="C53030"/>
+                <w:sz w:val="19"/>
+              </w:rPr>
+              <w:t xml:space="preserve">⚠️ Common Trap / JEE Pitfall: </w:t>
+            </w:r>
+            <w:r>
+              <w:rPr>
+                <w:color w:val="2D3748"/>
+                <w:sz w:val="19"/>
+              </w:rPr>
+              <w:t>For neutral particles (neutrons), de Broglie wavelength is λ = \frach√(3mkT), where k is Boltzmann constant.</w:t>
+            </w:r>
+          </w:p>
+        </w:tc>
+      </w:tr>
+    </w:tbl>
+    <w:tbl>
+      <w:tblPr>
+        <w:tblW w:type="auto" w:w="0"/>
+        <w:jc w:val="center"/>
+        <w:tblLook w:firstColumn="1" w:firstRow="1" w:lastColumn="0" w:lastRow="0" w:noHBand="0" w:noVBand="1" w:val="04A0"/>
+      </w:tblPr>
+      <w:tblGrid>
+        <w:gridCol w:w="10080"/>
+      </w:tblGrid>
+      <w:tr>
+        <w:tc>
+          <w:tcPr>
+            <w:tcW w:type="dxa" w:w="10080"/>
+            <w:shd w:fill="F0FFF4"/>
+            <w:tcMar>
+              <w:top w:w="100" w:type="dxa"/>
+              <w:bottom w:w="100" w:type="dxa"/>
+              <w:left w:w="150" w:type="dxa"/>
+              <w:right w:w="150" w:type="dxa"/>
+            </w:tcMar>
+          </w:tcPr>
+          <w:p>
+            <w:r>
+              <w:rPr>
+                <w:b/>
+                <w:color w:val="276749"/>
+                <w:sz w:val="19"/>
+              </w:rPr>
+              <w:t xml:space="preserve">💡 Speed Hack / Trick: </w:t>
+            </w:r>
+            <w:r>
+              <w:rPr>
+                <w:color w:val="2D3748"/>
+                <w:sz w:val="19"/>
+              </w:rPr>
+              <w:t>For proton vs alpha particle accelerated through same voltage V: (λ_p / λ_α) = √((m_α q_α / m_p q_p)) = √(4 × 2) = 2√(2).</w:t>
             </w:r>
           </w:p>
         </w:tc>
@@ -488,33 +875,6 @@
           <w:b/>
           <w:sz w:val="18"/>
         </w:rPr>
-        <w:t xml:space="preserve">[2026 Morning Shift] Q#1 (MCQ): </w:t>
-      </w:r>
-      <w:r>
-        <w:rPr>
-          <w:sz w:val="18"/>
-        </w:rPr>
-        <w:t xml:space="preserve">"Light source having wavelength 331 nm is used to generate photo-electrons whose stopping potential is 0.2 V . The work function of the used ..."  </w:t>
-      </w:r>
-      <w:r>
-        <w:rPr>
-          <w:b/>
-          <w:color w:val="2B6CB0"/>
-          <w:sz w:val="18"/>
-        </w:rPr>
-        <w:t>[Ans: C]</w:t>
-      </w:r>
-    </w:p>
-    <w:p>
-      <w:pPr>
-        <w:pStyle w:val="ListBullet"/>
-        <w:spacing w:after="40"/>
-      </w:pPr>
-      <w:r>
-        <w:rPr>
-          <w:b/>
-          <w:sz w:val="18"/>
-        </w:rPr>
         <w:t xml:space="preserve">[2026 Evening Shift] Q#1 (MCQ): </w:t>
       </w:r>
       <w:r>
@@ -530,6 +890,33 @@
           <w:sz w:val="18"/>
         </w:rPr>
         <w:t>[Ans: D]</w:t>
+      </w:r>
+    </w:p>
+    <w:p>
+      <w:pPr>
+        <w:pStyle w:val="ListBullet"/>
+        <w:spacing w:after="40"/>
+      </w:pPr>
+      <w:r>
+        <w:rPr>
+          <w:b/>
+          <w:sz w:val="18"/>
+        </w:rPr>
+        <w:t xml:space="preserve">[2026 Morning Shift] Q#1 (Numerical): </w:t>
+      </w:r>
+      <w:r>
+        <w:rPr>
+          <w:sz w:val="18"/>
+        </w:rPr>
+        <w:t xml:space="preserve">"The ratio of de Broglie wavelength of a deutron with kinetic energy E to that of an alpha particle with kinetic energy 2E , is n:1 . T..."  </w:t>
+      </w:r>
+      <w:r>
+        <w:rPr>
+          <w:b/>
+          <w:color w:val="2B6CB0"/>
+          <w:sz w:val="18"/>
+        </w:rPr>
+        <w:t>[Ans: 2]</w:t>
       </w:r>
     </w:p>
     <w:p>
@@ -662,6 +1049,129 @@
               <w:t>Solution Analysis:</w:t>
               <w:br/>
               <w:t>The power (P) of a light source is the total energy emitted per unit time. If the source emits n photons per second, and each photon has an energy E , then the power is: P=n × E The given power of the source is P=15kW=15 × 10^3W and the number of photons per second is n=2.5 × 10^22s^-1 E=(P / n) ⇒ E=\frac15 × 10^32.5 × 10^22 ⇒ E=6 × 10^-19J The energy of a photon is related to its wavelength by the formula: E=(ℎc / λ) ⇒ λ=(ℎc / E) Substituting the constants and energy, The Plank's constant is h=6.6 × 10^-34J · s , The speed of light is c=3 × 10^8m/s λ=\frac6.6 × 10^-34 × 3 × 10^86 × 10^-19m ⇒ λ=\frac19.8 × 10^-266 × 10^-19m ⇒ λ=3.3 × 10^-7m ⇒ λ=3.3 × 10^-7 × 10^9nm=330nm Visible light typically ranges from approximately 400 nm to 700 nm . And the ultraviolet (UV) radiation ranges from approximately 10 nm to 400 nm . Since 330 nm is less than 400 nm , the radiation belongs to the ultraviolet region. Therefore, the emitted radiation belongs to the Ultraviolet region. Hence, the correct option is (D).</w:t>
+            </w:r>
+          </w:p>
+        </w:tc>
+      </w:tr>
+    </w:tbl>
+    <w:p>
+      <w:pPr>
+        <w:spacing w:after="120"/>
+      </w:pPr>
+    </w:p>
+    <w:p>
+      <w:pPr>
+        <w:spacing w:before="160" w:after="40"/>
+      </w:pPr>
+      <w:r>
+        <w:rPr>
+          <w:b/>
+          <w:color w:val="1A365D"/>
+          <w:sz w:val="22"/>
+        </w:rPr>
+        <w:t>Benchmark Problem 2: JEE Main 2026 (Online) 5th April Morning Shift (Q#1)</w:t>
+      </w:r>
+    </w:p>
+    <w:p>
+      <w:pPr>
+        <w:spacing w:after="80"/>
+      </w:pPr>
+      <w:r>
+        <w:rPr>
+          <w:sz w:val="20"/>
+        </w:rPr>
+        <w:t>Light source having wavelength 331 nm is used to generate photo-electrons whose stopping potential is 0.2 V . The work function of the used metal in the experiment is α × 10^-19J . The value of α is ____ . (h=6.62 × 10^-34Js,e=1.6 × 10^-19Candc=3 × 10^8m/s)</w:t>
+      </w:r>
+    </w:p>
+    <w:p>
+      <w:pPr>
+        <w:pStyle w:val="ListBullet"/>
+        <w:spacing w:after="20"/>
+      </w:pPr>
+      <w:r>
+        <w:rPr>
+          <w:sz w:val="19"/>
+        </w:rPr>
+        <w:t>(A) 3.68</w:t>
+      </w:r>
+    </w:p>
+    <w:p>
+      <w:pPr>
+        <w:pStyle w:val="ListBullet"/>
+        <w:spacing w:after="20"/>
+      </w:pPr>
+      <w:r>
+        <w:rPr>
+          <w:sz w:val="19"/>
+        </w:rPr>
+        <w:t>(B) 4.68</w:t>
+      </w:r>
+    </w:p>
+    <w:p>
+      <w:pPr>
+        <w:pStyle w:val="ListBullet"/>
+        <w:spacing w:after="20"/>
+      </w:pPr>
+      <w:r>
+        <w:rPr>
+          <w:b/>
+          <w:color w:val="276749"/>
+          <w:sz w:val="19"/>
+        </w:rPr>
+        <w:t>(C) 5.68</w:t>
+      </w:r>
+    </w:p>
+    <w:p>
+      <w:pPr>
+        <w:pStyle w:val="ListBullet"/>
+        <w:spacing w:after="20"/>
+      </w:pPr>
+      <w:r>
+        <w:rPr>
+          <w:sz w:val="19"/>
+        </w:rPr>
+        <w:t>(D) 2.68</w:t>
+      </w:r>
+    </w:p>
+    <w:tbl>
+      <w:tblPr>
+        <w:tblW w:type="auto" w:w="0"/>
+        <w:jc w:val="center"/>
+        <w:tblLook w:firstColumn="1" w:firstRow="1" w:lastColumn="0" w:lastRow="0" w:noHBand="0" w:noVBand="1" w:val="04A0"/>
+      </w:tblPr>
+      <w:tblGrid>
+        <w:gridCol w:w="10080"/>
+      </w:tblGrid>
+      <w:tr>
+        <w:tc>
+          <w:tcPr>
+            <w:tcW w:type="dxa" w:w="10080"/>
+            <w:shd w:fill="F7FAFC"/>
+            <w:tcMar>
+              <w:top w:w="100" w:type="dxa"/>
+              <w:bottom w:w="100" w:type="dxa"/>
+              <w:left w:w="150" w:type="dxa"/>
+              <w:right w:w="150" w:type="dxa"/>
+            </w:tcMar>
+          </w:tcPr>
+          <w:p>
+            <w:r>
+              <w:rPr>
+                <w:b/>
+                <w:color w:val="1A365D"/>
+                <w:sz w:val="19"/>
+              </w:rPr>
+              <w:t>Correct Answer: C</w:t>
+              <w:br/>
+            </w:r>
+            <w:r>
+              <w:rPr>
+                <w:color w:val="2D3748"/>
+                <w:sz w:val="18"/>
+              </w:rPr>
+              <w:t>Solution Analysis:</w:t>
+              <w:br/>
+              <w:t>If the energy of an incident photon is E then it is equal to the energy required to overcome the work function (ϕ) of the metal and the maximum kinetic energy ( K_(max) ) to the emitted electron. E=ϕ+K_(max) Therefore, ϕ=E-K_(max) . Energy is given by E=(hc / λ) where the Planck's constant h=6.62 × 10^-34Js , the speed of light c=3 × 10^8m/s , and the wavelength of light is λ=331nm=331 × 10^-9m : Putting the values, E=\frac(6.62 × 10^-34) × (3 × 10^8)331 × 10^-9 ⇒ E=\frac19.86 × 10^-26331 × 10^-9=\frac1986 × 10^-28331 × 10^-9 ⇒ E=6 × 10^-19J The maximum kinetic energy is related to the stopping potential ( V_(0) ) by: K_(max)=eV_(0) The electronic charge is e=1.6 × 10^-19C and the stopping potential is V_(0)=0.2V : K_(max)=(1.6 × 10^-19) × 0.2=0.32 × 10^-19J So, the work function of metal is, ϕ=E-K_(max) ⇒ ϕ=(6 × 10^-19)-(0.32 × 10^-19) ⇒ ϕ=5.68 × 10^-19J=α × 10^-19J ⇒ α=5.68 Therefore, the correct option is (C).</w:t>
             </w:r>
           </w:p>
         </w:tc>

--- a/dist/exports/dual-nature-of-radiation_revision_notes.docx
+++ b/dist/exports/dual-nature-of-radiation_revision_notes.docx
@@ -209,7 +209,7 @@
               <w:rPr>
                 <w:sz w:val="19"/>
               </w:rPr>
-              <w:t>129 PYQs</w:t>
+              <w:t>126 PYQs</w:t>
             </w:r>
           </w:p>
         </w:tc>
@@ -296,7 +296,7 @@
               <w:rPr>
                 <w:sz w:val="19"/>
               </w:rPr>
-              <w:t>78 PYQs</w:t>
+              <w:t>81 PYQs</w:t>
             </w:r>
           </w:p>
         </w:tc>
@@ -517,7 +517,7 @@
           <w:color w:val="2B6CB0"/>
           <w:sz w:val="24"/>
         </w:rPr>
-        <w:t>3.1 Photoelectric Effect &amp; Einstein's Equation (Very High Yield — 129 PYQs)</w:t>
+        <w:t>3.1 Photoelectric Effect &amp; Einstein's Equation (Very High Yield — 126 PYQs)</w:t>
       </w:r>
     </w:p>
     <w:p>
@@ -640,6 +640,33 @@
           <w:b/>
           <w:sz w:val="18"/>
         </w:rPr>
+        <w:t xml:space="preserve">[2026 Evening Shift] Q#1 (MCQ): </w:t>
+      </w:r>
+      <w:r>
+        <w:rPr>
+          <w:sz w:val="18"/>
+        </w:rPr>
+        <w:t xml:space="preserve">"A monochromatic source of light operating at 15 kW emits 2.5 × 10^22 photons /s . The region of an electromagnetic spectrum to wh..."  </w:t>
+      </w:r>
+      <w:r>
+        <w:rPr>
+          <w:b/>
+          <w:color w:val="2B6CB0"/>
+          <w:sz w:val="18"/>
+        </w:rPr>
+        <w:t>[Ans: D]</w:t>
+      </w:r>
+    </w:p>
+    <w:p>
+      <w:pPr>
+        <w:pStyle w:val="ListBullet"/>
+        <w:spacing w:after="40"/>
+      </w:pPr>
+      <w:r>
+        <w:rPr>
+          <w:b/>
+          <w:sz w:val="18"/>
+        </w:rPr>
         <w:t xml:space="preserve">[2026 Morning Shift] Q#1 (MCQ): </w:t>
       </w:r>
       <w:r>
@@ -667,40 +694,13 @@
           <w:b/>
           <w:sz w:val="18"/>
         </w:rPr>
-        <w:t xml:space="preserve">[2026 Morning Shift] Q#1 (MCQ): </w:t>
+        <w:t xml:space="preserve">[2026 Evening Shift] Q#1 (MCQ): </w:t>
       </w:r>
       <w:r>
         <w:rPr>
           <w:sz w:val="18"/>
         </w:rPr>
-        <w:t xml:space="preserve">"A light wave described by E=60[sin(3 × 10^15)t+sin(12 × 10^15)t] (in SI units) falls on a metal surface of work function 2.8..."  </w:t>
-      </w:r>
-      <w:r>
-        <w:rPr>
-          <w:b/>
-          <w:color w:val="2B6CB0"/>
-          <w:sz w:val="18"/>
-        </w:rPr>
-        <w:t>[Ans: D]</w:t>
-      </w:r>
-    </w:p>
-    <w:p>
-      <w:pPr>
-        <w:pStyle w:val="ListBullet"/>
-        <w:spacing w:after="40"/>
-      </w:pPr>
-      <w:r>
-        <w:rPr>
-          <w:b/>
-          <w:sz w:val="18"/>
-        </w:rPr>
-        <w:t xml:space="preserve">[2026 Evening Shift] Q#2 (MCQ): </w:t>
-      </w:r>
-      <w:r>
-        <w:rPr>
-          <w:sz w:val="18"/>
-        </w:rPr>
-        <w:t xml:space="preserve">"K_(1) and K_(2) be the maximum kinetic energies of photoelectrons emitted from a surface of a given material for the light of wavelength..."  </w:t>
+        <w:t xml:space="preserve">"Number of photons of equal energy emitted per second by a 6 mW laser source operating at 663 nm is ________. (Given : $ℎ=6.63 \times 10^{-34..."  </w:t>
       </w:r>
       <w:r>
         <w:rPr>
@@ -725,7 +725,7 @@
           <w:color w:val="2B6CB0"/>
           <w:sz w:val="24"/>
         </w:rPr>
-        <w:t>3.2 De Broglie Hypothesis &amp; Matter Waves (Very High Yield — 78 PYQs)</w:t>
+        <w:t>3.2 De Broglie Hypothesis &amp; Matter Waves (Very High Yield — 81 PYQs)</w:t>
       </w:r>
     </w:p>
     <w:p>
@@ -848,60 +848,6 @@
           <w:b/>
           <w:sz w:val="18"/>
         </w:rPr>
-        <w:t xml:space="preserve">[2026 Evening Shift] Q#1 (MCQ): </w:t>
-      </w:r>
-      <w:r>
-        <w:rPr>
-          <w:sz w:val="18"/>
-        </w:rPr>
-        <w:t xml:space="preserve">"A monochromatic source of light operating at 15 kW emits 2.5 × 10^22 photons /s . The region of an electromagnetic spectrum to wh..."  </w:t>
-      </w:r>
-      <w:r>
-        <w:rPr>
-          <w:b/>
-          <w:color w:val="2B6CB0"/>
-          <w:sz w:val="18"/>
-        </w:rPr>
-        <w:t>[Ans: D]</w:t>
-      </w:r>
-    </w:p>
-    <w:p>
-      <w:pPr>
-        <w:pStyle w:val="ListBullet"/>
-        <w:spacing w:after="40"/>
-      </w:pPr>
-      <w:r>
-        <w:rPr>
-          <w:b/>
-          <w:sz w:val="18"/>
-        </w:rPr>
-        <w:t xml:space="preserve">[2026 Evening Shift] Q#1 (MCQ): </w:t>
-      </w:r>
-      <w:r>
-        <w:rPr>
-          <w:sz w:val="18"/>
-        </w:rPr>
-        <w:t xml:space="preserve">"Number of photons of equal energy emitted per second by a 6 mW laser source operating at 663 nm is ________. (Given : $ℎ=6.63 \times 10^{-34..."  </w:t>
-      </w:r>
-      <w:r>
-        <w:rPr>
-          <w:b/>
-          <w:color w:val="2B6CB0"/>
-          <w:sz w:val="18"/>
-        </w:rPr>
-        <w:t>[Ans: D]</w:t>
-      </w:r>
-    </w:p>
-    <w:p>
-      <w:pPr>
-        <w:pStyle w:val="ListBullet"/>
-        <w:spacing w:after="40"/>
-      </w:pPr>
-      <w:r>
-        <w:rPr>
-          <w:b/>
-          <w:sz w:val="18"/>
-        </w:rPr>
         <w:t xml:space="preserve">[2026 Morning Shift] Q#1 (Numerical): </w:t>
       </w:r>
       <w:r>
@@ -917,6 +863,60 @@
           <w:sz w:val="18"/>
         </w:rPr>
         <w:t>[Ans: 2]</w:t>
+      </w:r>
+    </w:p>
+    <w:p>
+      <w:pPr>
+        <w:pStyle w:val="ListBullet"/>
+        <w:spacing w:after="40"/>
+      </w:pPr>
+      <w:r>
+        <w:rPr>
+          <w:b/>
+          <w:sz w:val="18"/>
+        </w:rPr>
+        <w:t xml:space="preserve">[2026 Evening Shift] Q#2 (MCQ): </w:t>
+      </w:r>
+      <w:r>
+        <w:rPr>
+          <w:sz w:val="18"/>
+        </w:rPr>
+        <w:t xml:space="preserve">"The de Broglie wavelength associated with an electron accelerated through a potential difference V is λ_(e) and the de Broglie wavel..."  </w:t>
+      </w:r>
+      <w:r>
+        <w:rPr>
+          <w:b/>
+          <w:color w:val="2B6CB0"/>
+          <w:sz w:val="18"/>
+        </w:rPr>
+        <w:t>[Ans: A]</w:t>
+      </w:r>
+    </w:p>
+    <w:p>
+      <w:pPr>
+        <w:pStyle w:val="ListBullet"/>
+        <w:spacing w:after="40"/>
+      </w:pPr>
+      <w:r>
+        <w:rPr>
+          <w:b/>
+          <w:sz w:val="18"/>
+        </w:rPr>
+        <w:t xml:space="preserve">[2026 Evening Shift] Q#2 (Numerical): </w:t>
+      </w:r>
+      <w:r>
+        <w:rPr>
+          <w:sz w:val="18"/>
+        </w:rPr>
+        <w:t xml:space="preserve">"A particle having electric charge 3 × 10^-19C and mass 6 × 10^-27kg is accelerated by applying an electric potential of 1...."  </w:t>
+      </w:r>
+      <w:r>
+        <w:rPr>
+          <w:b/>
+          <w:color w:val="2B6CB0"/>
+          <w:sz w:val="18"/>
+        </w:rPr>
+        <w:t>[Ans: 10]</w:t>
       </w:r>
     </w:p>
     <w:p>
@@ -1069,7 +1069,7 @@
           <w:color w:val="1A365D"/>
           <w:sz w:val="22"/>
         </w:rPr>
-        <w:t>Benchmark Problem 2: JEE Main 2026 (Online) 5th April Morning Shift (Q#1)</w:t>
+        <w:t>Benchmark Problem 2: JEE Main 2026 (Online) 28th January Morning Shift (Q#1)</w:t>
       </w:r>
     </w:p>
     <w:p>
@@ -1080,57 +1080,7 @@
         <w:rPr>
           <w:sz w:val="20"/>
         </w:rPr>
-        <w:t>Light source having wavelength 331 nm is used to generate photo-electrons whose stopping potential is 0.2 V . The work function of the used metal in the experiment is α × 10^-19J . The value of α is ____ . (h=6.62 × 10^-34Js,e=1.6 × 10^-19Candc=3 × 10^8m/s)</w:t>
-      </w:r>
-    </w:p>
-    <w:p>
-      <w:pPr>
-        <w:pStyle w:val="ListBullet"/>
-        <w:spacing w:after="20"/>
-      </w:pPr>
-      <w:r>
-        <w:rPr>
-          <w:sz w:val="19"/>
-        </w:rPr>
-        <w:t>(A) 3.68</w:t>
-      </w:r>
-    </w:p>
-    <w:p>
-      <w:pPr>
-        <w:pStyle w:val="ListBullet"/>
-        <w:spacing w:after="20"/>
-      </w:pPr>
-      <w:r>
-        <w:rPr>
-          <w:sz w:val="19"/>
-        </w:rPr>
-        <w:t>(B) 4.68</w:t>
-      </w:r>
-    </w:p>
-    <w:p>
-      <w:pPr>
-        <w:pStyle w:val="ListBullet"/>
-        <w:spacing w:after="20"/>
-      </w:pPr>
-      <w:r>
-        <w:rPr>
-          <w:b/>
-          <w:color w:val="276749"/>
-          <w:sz w:val="19"/>
-        </w:rPr>
-        <w:t>(C) 5.68</w:t>
-      </w:r>
-    </w:p>
-    <w:p>
-      <w:pPr>
-        <w:pStyle w:val="ListBullet"/>
-        <w:spacing w:after="20"/>
-      </w:pPr>
-      <w:r>
-        <w:rPr>
-          <w:sz w:val="19"/>
-        </w:rPr>
-        <w:t>(D) 2.68</w:t>
+        <w:t>The ratio of de Broglie wavelength of a deutron with kinetic energy E to that of an alpha particle with kinetic energy 2E , is n:1 . The value of n is ____ . (Assume mass of proton = mass of neutron) :</w:t>
       </w:r>
     </w:p>
     <w:tbl>
@@ -1161,7 +1111,7 @@
                 <w:color w:val="1A365D"/>
                 <w:sz w:val="19"/>
               </w:rPr>
-              <w:t>Correct Answer: C</w:t>
+              <w:t>Correct Answer: 2</w:t>
               <w:br/>
             </w:r>
             <w:r>
@@ -1171,7 +1121,7 @@
               </w:rPr>
               <w:t>Solution Analysis:</w:t>
               <w:br/>
-              <w:t>If the energy of an incident photon is E then it is equal to the energy required to overcome the work function (ϕ) of the metal and the maximum kinetic energy ( K_(max) ) to the emitted electron. E=ϕ+K_(max) Therefore, ϕ=E-K_(max) . Energy is given by E=(hc / λ) where the Planck's constant h=6.62 × 10^-34Js , the speed of light c=3 × 10^8m/s , and the wavelength of light is λ=331nm=331 × 10^-9m : Putting the values, E=\frac(6.62 × 10^-34) × (3 × 10^8)331 × 10^-9 ⇒ E=\frac19.86 × 10^-26331 × 10^-9=\frac1986 × 10^-28331 × 10^-9 ⇒ E=6 × 10^-19J The maximum kinetic energy is related to the stopping potential ( V_(0) ) by: K_(max)=eV_(0) The electronic charge is e=1.6 × 10^-19C and the stopping potential is V_(0)=0.2V : K_(max)=(1.6 × 10^-19) × 0.2=0.32 × 10^-19J So, the work function of metal is, ϕ=E-K_(max) ⇒ ϕ=(6 × 10^-19)-(0.32 × 10^-19) ⇒ ϕ=5.68 × 10^-19J=α × 10^-19J ⇒ α=5.68 Therefore, the correct option is (C).</w:t>
+              <w:t>The de Broglie wavelength is given by : λ=(h / p) Since kinetic energy K=\fracp^22m , we can write momentum as p=√(2mK) . Therefore: λ=\frach√(2mK) Let m_(p) be the mass of a proton or neutron. Deuteron (d) consists of 1 proton and 1 neutron. The mass of deuteron is m_(d) ≈ 2m_(p) Kinetic Energy K_(d)=E Alpha particle (α) consists of 2 protons and 2 neutrons. The mass of alpha particle is m_(α) ≈ 4m_(p) Kinetic Energy K_(α)=2E The ratio of wavelengths is : \fracλ_(d)λ_(α)=\frac\frach√(2m_(d)K_d)\frach√(2m_(α)K_α)=√(\fracm_(α))m_(d) × √(\fracK_(α))K_(d) Substituting the values: \fracλ_(d)λ_(α)=√(\frac4m_(p))2m_(p) × √((2E / E))=2 So, the ratio of de-Broglie wavelengths is 2:1 ⇒ (n / 1)=(2 / 1) ⇒ n=2 Therefore, the value of n is 2 . Hence, the correct answer is 2.</w:t>
             </w:r>
           </w:p>
         </w:tc>
